--- a/backend-exhibits/microsoft to google standard included (1).docx
+++ b/backend-exhibits/microsoft to google standard included (1).docx
@@ -39,14 +39,14 @@
               <w:ind w:left="52"/>
               <w:jc w:val="center"/>
               <w:rPr>
-                <w:rFonts w:ascii="Arial" w:hAnsi="Arial" w:cs="Arial"/>
-                <w:sz w:val="21"/>
-                <w:szCs w:val="21"/>
-              </w:rPr>
-            </w:pPr>
-            <w:r>
-              <w:rPr>
-                <w:rFonts w:ascii="Arial" w:eastAsia="Arial" w:hAnsi="Arial" w:cs="Arial"/>
+                <w:rFonts w:ascii="Arial" w:hAnsi="Arial" w:cs="Arial" w:eastAsia="Arial"/>
+                <w:sz w:val="21"/>
+                <w:szCs w:val="21"/>
+              </w:rPr>
+            </w:pPr>
+            <w:r>
+              <w:rPr>
+                <w:rFonts w:ascii="Arial" w:hAnsi="Arial" w:cs="Arial" w:eastAsia="Arial"/>
                 <w:b/>
                 <w:sz w:val="21"/>
                 <w:szCs w:val="21"/>
@@ -55,7 +55,7 @@
             </w:r>
             <w:r>
               <w:rPr>
-                <w:rFonts w:ascii="Arial" w:eastAsia="Arial" w:hAnsi="Arial" w:cs="Arial"/>
+                <w:rFonts w:ascii="Arial" w:hAnsi="Arial" w:cs="Arial" w:eastAsia="Arial"/>
                 <w:b/>
                 <w:sz w:val="21"/>
                 <w:szCs w:val="21"/>
@@ -64,7 +64,7 @@
             </w:r>
             <w:r>
               <w:rPr>
-                <w:rFonts w:ascii="Arial" w:eastAsia="Arial" w:hAnsi="Arial" w:cs="Arial"/>
+                <w:rFonts w:ascii="Arial" w:hAnsi="Arial" w:cs="Arial" w:eastAsia="Arial"/>
                 <w:b/>
                 <w:sz w:val="21"/>
                 <w:szCs w:val="21"/>
@@ -73,7 +73,7 @@
             </w:r>
             <w:r>
               <w:rPr>
-                <w:rFonts w:ascii="Arial" w:eastAsia="Arial" w:hAnsi="Arial" w:cs="Arial"/>
+                <w:rFonts w:ascii="Arial" w:hAnsi="Arial" w:cs="Arial" w:eastAsia="Arial"/>
                 <w:b/>
                 <w:sz w:val="21"/>
                 <w:szCs w:val="21"/>
@@ -82,7 +82,7 @@
             </w:r>
             <w:r>
               <w:rPr>
-                <w:rFonts w:ascii="Arial" w:eastAsia="Arial" w:hAnsi="Arial" w:cs="Arial"/>
+                <w:rFonts w:ascii="Arial" w:hAnsi="Arial" w:cs="Arial" w:eastAsia="Arial"/>
                 <w:b/>
                 <w:sz w:val="21"/>
                 <w:szCs w:val="21"/>
@@ -91,7 +91,7 @@
             </w:r>
             <w:r>
               <w:rPr>
-                <w:rFonts w:ascii="Arial" w:eastAsia="Arial" w:hAnsi="Arial" w:cs="Arial"/>
+                <w:rFonts w:ascii="Arial" w:hAnsi="Arial" w:cs="Arial" w:eastAsia="Arial"/>
                 <w:b/>
                 <w:sz w:val="21"/>
                 <w:szCs w:val="21"/>
@@ -100,7 +100,7 @@
             </w:r>
             <w:r>
               <w:rPr>
-                <w:rFonts w:ascii="Arial" w:eastAsia="Arial" w:hAnsi="Arial" w:cs="Arial"/>
+                <w:rFonts w:ascii="Arial" w:hAnsi="Arial" w:cs="Arial" w:eastAsia="Arial"/>
                 <w:b/>
                 <w:sz w:val="21"/>
                 <w:szCs w:val="21"/>
@@ -109,7 +109,7 @@
             </w:r>
             <w:r>
               <w:rPr>
-                <w:rFonts w:ascii="Arial" w:eastAsia="Arial" w:hAnsi="Arial" w:cs="Arial"/>
+                <w:rFonts w:ascii="Arial" w:hAnsi="Arial" w:cs="Arial" w:eastAsia="Arial"/>
                 <w:b/>
                 <w:sz w:val="21"/>
                 <w:szCs w:val="21"/>
@@ -118,7 +118,7 @@
             </w:r>
             <w:r>
               <w:rPr>
-                <w:rFonts w:ascii="Arial" w:eastAsia="Arial" w:hAnsi="Arial" w:cs="Arial"/>
+                <w:rFonts w:ascii="Arial" w:hAnsi="Arial" w:cs="Arial" w:eastAsia="Arial"/>
                 <w:b/>
                 <w:sz w:val="21"/>
                 <w:szCs w:val="21"/>
@@ -146,16 +146,16 @@
             <w:pPr>
               <w:ind w:left="3"/>
               <w:rPr>
-                <w:rFonts w:ascii="Arial" w:hAnsi="Arial" w:cs="Arial"/>
-                <w:b/>
-                <w:bCs/>
-                <w:sz w:val="21"/>
-                <w:szCs w:val="21"/>
-              </w:rPr>
-            </w:pPr>
-            <w:r>
-              <w:rPr>
-                <w:rFonts w:ascii="Arial" w:hAnsi="Arial" w:cs="Arial"/>
+                <w:rFonts w:ascii="Arial" w:hAnsi="Arial" w:cs="Arial" w:eastAsia="Arial"/>
+                <w:b/>
+                <w:bCs/>
+                <w:sz w:val="21"/>
+                <w:szCs w:val="21"/>
+              </w:rPr>
+            </w:pPr>
+            <w:r>
+              <w:rPr>
+                <w:rFonts w:ascii="Arial" w:hAnsi="Arial" w:cs="Arial" w:eastAsia="Arial"/>
                 <w:b/>
                 <w:bCs/>
                 <w:sz w:val="21"/>
@@ -179,14 +179,14 @@
             <w:pPr>
               <w:spacing w:line="240" w:lineRule="auto"/>
               <w:rPr>
-                <w:rFonts w:ascii="Arial" w:hAnsi="Arial" w:cs="Arial"/>
-                <w:sz w:val="21"/>
-                <w:szCs w:val="21"/>
-              </w:rPr>
-            </w:pPr>
-            <w:r>
-              <w:rPr>
-                <w:rFonts w:ascii="Arial" w:hAnsi="Arial" w:cs="Arial"/>
+                <w:rFonts w:ascii="Arial" w:hAnsi="Arial" w:cs="Arial" w:eastAsia="Arial"/>
+                <w:sz w:val="21"/>
+                <w:szCs w:val="21"/>
+              </w:rPr>
+            </w:pPr>
+            <w:r>
+              <w:rPr>
+                <w:rFonts w:ascii="Arial" w:hAnsi="Arial" w:cs="Arial" w:eastAsia="Arial"/>
                 <w:sz w:val="21"/>
                 <w:szCs w:val="21"/>
               </w:rPr>
@@ -213,16 +213,16 @@
             <w:pPr>
               <w:ind w:left="3"/>
               <w:rPr>
-                <w:rFonts w:ascii="Arial" w:hAnsi="Arial" w:cs="Arial"/>
-                <w:b/>
-                <w:bCs/>
-                <w:sz w:val="21"/>
-                <w:szCs w:val="21"/>
-              </w:rPr>
-            </w:pPr>
-            <w:r>
-              <w:rPr>
-                <w:rFonts w:ascii="Arial" w:hAnsi="Arial" w:cs="Arial"/>
+                <w:rFonts w:ascii="Arial" w:hAnsi="Arial" w:cs="Arial" w:eastAsia="Arial"/>
+                <w:b/>
+                <w:bCs/>
+                <w:sz w:val="21"/>
+                <w:szCs w:val="21"/>
+              </w:rPr>
+            </w:pPr>
+            <w:r>
+              <w:rPr>
+                <w:rFonts w:ascii="Arial" w:hAnsi="Arial" w:cs="Arial" w:eastAsia="Arial"/>
                 <w:b/>
                 <w:bCs/>
                 <w:sz w:val="21"/>
@@ -246,14 +246,14 @@
             <w:pPr>
               <w:spacing w:line="240" w:lineRule="auto"/>
               <w:rPr>
-                <w:rFonts w:ascii="Arial" w:hAnsi="Arial" w:cs="Arial"/>
-                <w:sz w:val="21"/>
-                <w:szCs w:val="21"/>
-              </w:rPr>
-            </w:pPr>
-            <w:r>
-              <w:rPr>
-                <w:rFonts w:ascii="Arial" w:hAnsi="Arial" w:cs="Arial"/>
+                <w:rFonts w:ascii="Arial" w:hAnsi="Arial" w:cs="Arial" w:eastAsia="Arial"/>
+                <w:sz w:val="21"/>
+                <w:szCs w:val="21"/>
+              </w:rPr>
+            </w:pPr>
+            <w:r>
+              <w:rPr>
+                <w:rFonts w:ascii="Arial" w:hAnsi="Arial" w:cs="Arial" w:eastAsia="Arial"/>
                 <w:sz w:val="21"/>
                 <w:szCs w:val="21"/>
               </w:rPr>
@@ -280,16 +280,16 @@
             <w:pPr>
               <w:ind w:left="3"/>
               <w:rPr>
-                <w:rFonts w:ascii="Arial" w:hAnsi="Arial" w:cs="Arial"/>
-                <w:b/>
-                <w:bCs/>
-                <w:sz w:val="21"/>
-                <w:szCs w:val="21"/>
-              </w:rPr>
-            </w:pPr>
-            <w:r>
-              <w:rPr>
-                <w:rFonts w:ascii="Arial" w:hAnsi="Arial" w:cs="Arial"/>
+                <w:rFonts w:ascii="Arial" w:hAnsi="Arial" w:cs="Arial" w:eastAsia="Arial"/>
+                <w:b/>
+                <w:bCs/>
+                <w:sz w:val="21"/>
+                <w:szCs w:val="21"/>
+              </w:rPr>
+            </w:pPr>
+            <w:r>
+              <w:rPr>
+                <w:rFonts w:ascii="Arial" w:hAnsi="Arial" w:cs="Arial" w:eastAsia="Arial"/>
                 <w:b/>
                 <w:bCs/>
                 <w:sz w:val="21"/>
@@ -313,14 +313,14 @@
             <w:pPr>
               <w:spacing w:line="240" w:lineRule="auto"/>
               <w:rPr>
-                <w:rFonts w:ascii="Arial" w:hAnsi="Arial" w:cs="Arial"/>
-                <w:sz w:val="21"/>
-                <w:szCs w:val="21"/>
-              </w:rPr>
-            </w:pPr>
-            <w:r>
-              <w:rPr>
-                <w:rFonts w:ascii="Arial" w:hAnsi="Arial" w:cs="Arial"/>
+                <w:rFonts w:ascii="Arial" w:hAnsi="Arial" w:cs="Arial" w:eastAsia="Arial"/>
+                <w:sz w:val="21"/>
+                <w:szCs w:val="21"/>
+              </w:rPr>
+            </w:pPr>
+            <w:r>
+              <w:rPr>
+                <w:rFonts w:ascii="Arial" w:hAnsi="Arial" w:cs="Arial" w:eastAsia="Arial"/>
                 <w:sz w:val="21"/>
                 <w:szCs w:val="21"/>
               </w:rPr>
@@ -329,7 +329,7 @@
             <w:proofErr w:type="spellStart"/>
             <w:r>
               <w:rPr>
-                <w:rFonts w:ascii="Arial" w:hAnsi="Arial" w:cs="Arial"/>
+                <w:rFonts w:ascii="Arial" w:hAnsi="Arial" w:cs="Arial" w:eastAsia="Arial"/>
                 <w:sz w:val="21"/>
                 <w:szCs w:val="21"/>
               </w:rPr>
@@ -338,7 +338,7 @@
             <w:proofErr w:type="spellEnd"/>
             <w:r>
               <w:rPr>
-                <w:rFonts w:ascii="Arial" w:hAnsi="Arial" w:cs="Arial"/>
+                <w:rFonts w:ascii="Arial" w:hAnsi="Arial" w:cs="Arial" w:eastAsia="Arial"/>
                 <w:sz w:val="21"/>
                 <w:szCs w:val="21"/>
               </w:rPr>
@@ -365,16 +365,16 @@
             <w:pPr>
               <w:ind w:left="3"/>
               <w:rPr>
-                <w:rFonts w:ascii="Arial" w:hAnsi="Arial" w:cs="Arial"/>
-                <w:b/>
-                <w:bCs/>
-                <w:sz w:val="21"/>
-                <w:szCs w:val="21"/>
-              </w:rPr>
-            </w:pPr>
-            <w:r>
-              <w:rPr>
-                <w:rFonts w:ascii="Arial" w:hAnsi="Arial" w:cs="Arial"/>
+                <w:rFonts w:ascii="Arial" w:hAnsi="Arial" w:cs="Arial" w:eastAsia="Arial"/>
+                <w:b/>
+                <w:bCs/>
+                <w:sz w:val="21"/>
+                <w:szCs w:val="21"/>
+              </w:rPr>
+            </w:pPr>
+            <w:r>
+              <w:rPr>
+                <w:rFonts w:ascii="Arial" w:hAnsi="Arial" w:cs="Arial" w:eastAsia="Arial"/>
                 <w:b/>
                 <w:bCs/>
                 <w:sz w:val="21"/>
@@ -398,14 +398,14 @@
             <w:pPr>
               <w:spacing w:line="240" w:lineRule="auto"/>
               <w:rPr>
-                <w:rFonts w:ascii="Arial" w:hAnsi="Arial" w:cs="Arial"/>
-                <w:sz w:val="21"/>
-                <w:szCs w:val="21"/>
-              </w:rPr>
-            </w:pPr>
-            <w:r>
-              <w:rPr>
-                <w:rFonts w:ascii="Arial" w:hAnsi="Arial" w:cs="Arial"/>
+                <w:rFonts w:ascii="Arial" w:hAnsi="Arial" w:cs="Arial" w:eastAsia="Arial"/>
+                <w:sz w:val="21"/>
+                <w:szCs w:val="21"/>
+              </w:rPr>
+            </w:pPr>
+            <w:r>
+              <w:rPr>
+                <w:rFonts w:ascii="Arial" w:hAnsi="Arial" w:cs="Arial" w:eastAsia="Arial"/>
                 <w:sz w:val="21"/>
                 <w:szCs w:val="21"/>
               </w:rPr>
@@ -432,16 +432,16 @@
             <w:pPr>
               <w:ind w:left="3"/>
               <w:rPr>
-                <w:rFonts w:ascii="Arial" w:hAnsi="Arial" w:cs="Arial"/>
-                <w:b/>
-                <w:bCs/>
-                <w:sz w:val="21"/>
-                <w:szCs w:val="21"/>
-              </w:rPr>
-            </w:pPr>
-            <w:r>
-              <w:rPr>
-                <w:rFonts w:ascii="Arial" w:hAnsi="Arial" w:cs="Arial"/>
+                <w:rFonts w:ascii="Arial" w:hAnsi="Arial" w:cs="Arial" w:eastAsia="Arial"/>
+                <w:b/>
+                <w:bCs/>
+                <w:sz w:val="21"/>
+                <w:szCs w:val="21"/>
+              </w:rPr>
+            </w:pPr>
+            <w:r>
+              <w:rPr>
+                <w:rFonts w:ascii="Arial" w:hAnsi="Arial" w:cs="Arial" w:eastAsia="Arial"/>
                 <w:b/>
                 <w:bCs/>
                 <w:sz w:val="21"/>
@@ -464,7 +464,7 @@
           <w:p>
             <w:pPr>
               <w:rPr>
-                <w:rFonts w:ascii="Arial" w:hAnsi="Arial" w:cs="Arial"/>
+                <w:rFonts w:ascii="Arial" w:hAnsi="Arial" w:cs="Arial" w:eastAsia="Arial"/>
                 <w:sz w:val="21"/>
                 <w:szCs w:val="21"/>
               </w:rPr>
@@ -472,7 +472,7 @@
             <w:proofErr w:type="spellStart"/>
             <w:r>
               <w:rPr>
-                <w:rFonts w:ascii="Arial" w:hAnsi="Arial" w:cs="Arial"/>
+                <w:rFonts w:ascii="Arial" w:hAnsi="Arial" w:cs="Arial" w:eastAsia="Arial"/>
                 <w:sz w:val="21"/>
                 <w:szCs w:val="21"/>
               </w:rPr>
@@ -481,7 +481,7 @@
             <w:proofErr w:type="spellEnd"/>
             <w:r>
               <w:rPr>
-                <w:rFonts w:ascii="Arial" w:hAnsi="Arial" w:cs="Arial"/>
+                <w:rFonts w:ascii="Arial" w:hAnsi="Arial" w:cs="Arial" w:eastAsia="Arial"/>
                 <w:sz w:val="21"/>
                 <w:szCs w:val="21"/>
               </w:rPr>
@@ -508,16 +508,16 @@
             <w:pPr>
               <w:ind w:left="3"/>
               <w:rPr>
-                <w:rFonts w:ascii="Arial" w:hAnsi="Arial" w:cs="Arial"/>
-                <w:b/>
-                <w:bCs/>
-                <w:sz w:val="21"/>
-                <w:szCs w:val="21"/>
-              </w:rPr>
-            </w:pPr>
-            <w:r>
-              <w:rPr>
-                <w:rFonts w:ascii="Arial" w:hAnsi="Arial" w:cs="Arial"/>
+                <w:rFonts w:ascii="Arial" w:hAnsi="Arial" w:cs="Arial" w:eastAsia="Arial"/>
+                <w:b/>
+                <w:bCs/>
+                <w:sz w:val="21"/>
+                <w:szCs w:val="21"/>
+              </w:rPr>
+            </w:pPr>
+            <w:r>
+              <w:rPr>
+                <w:rFonts w:ascii="Arial" w:hAnsi="Arial" w:cs="Arial" w:eastAsia="Arial"/>
                 <w:b/>
                 <w:bCs/>
                 <w:sz w:val="21"/>
@@ -540,7 +540,7 @@
           <w:p>
             <w:pPr>
               <w:rPr>
-                <w:rFonts w:ascii="Arial" w:hAnsi="Arial" w:cs="Arial"/>
+                <w:rFonts w:ascii="Arial" w:hAnsi="Arial" w:cs="Arial" w:eastAsia="Arial"/>
                 <w:sz w:val="21"/>
                 <w:szCs w:val="21"/>
               </w:rPr>
@@ -548,7 +548,7 @@
             <w:proofErr w:type="spellStart"/>
             <w:r>
               <w:rPr>
-                <w:rFonts w:ascii="Arial" w:hAnsi="Arial" w:cs="Arial"/>
+                <w:rFonts w:ascii="Arial" w:hAnsi="Arial" w:cs="Arial" w:eastAsia="Arial"/>
                 <w:sz w:val="21"/>
                 <w:szCs w:val="21"/>
               </w:rPr>
@@ -557,7 +557,7 @@
             <w:proofErr w:type="spellEnd"/>
             <w:r>
               <w:rPr>
-                <w:rFonts w:ascii="Arial" w:hAnsi="Arial" w:cs="Arial"/>
+                <w:rFonts w:ascii="Arial" w:hAnsi="Arial" w:cs="Arial" w:eastAsia="Arial"/>
                 <w:sz w:val="21"/>
                 <w:szCs w:val="21"/>
               </w:rPr>
@@ -584,16 +584,16 @@
             <w:pPr>
               <w:ind w:left="3"/>
               <w:rPr>
-                <w:rFonts w:ascii="Arial" w:hAnsi="Arial" w:cs="Arial"/>
-                <w:b/>
-                <w:bCs/>
-                <w:sz w:val="21"/>
-                <w:szCs w:val="21"/>
-              </w:rPr>
-            </w:pPr>
-            <w:r>
-              <w:rPr>
-                <w:rFonts w:ascii="Arial" w:hAnsi="Arial" w:cs="Arial"/>
+                <w:rFonts w:ascii="Arial" w:hAnsi="Arial" w:cs="Arial" w:eastAsia="Arial"/>
+                <w:b/>
+                <w:bCs/>
+                <w:sz w:val="21"/>
+                <w:szCs w:val="21"/>
+              </w:rPr>
+            </w:pPr>
+            <w:r>
+              <w:rPr>
+                <w:rFonts w:ascii="Arial" w:hAnsi="Arial" w:cs="Arial" w:eastAsia="Arial"/>
                 <w:b/>
                 <w:bCs/>
                 <w:sz w:val="21"/>
@@ -616,7 +616,7 @@
           <w:p>
             <w:pPr>
               <w:rPr>
-                <w:rFonts w:ascii="Arial" w:hAnsi="Arial" w:cs="Arial"/>
+                <w:rFonts w:ascii="Arial" w:hAnsi="Arial" w:cs="Arial" w:eastAsia="Arial"/>
                 <w:sz w:val="21"/>
                 <w:szCs w:val="21"/>
               </w:rPr>
@@ -624,7 +624,7 @@
             <w:proofErr w:type="spellStart"/>
             <w:r>
               <w:rPr>
-                <w:rFonts w:ascii="Arial" w:hAnsi="Arial" w:cs="Arial"/>
+                <w:rFonts w:ascii="Arial" w:hAnsi="Arial" w:cs="Arial" w:eastAsia="Arial"/>
                 <w:sz w:val="21"/>
                 <w:szCs w:val="21"/>
               </w:rPr>
@@ -633,7 +633,7 @@
             <w:proofErr w:type="spellEnd"/>
             <w:r>
               <w:rPr>
-                <w:rFonts w:ascii="Arial" w:hAnsi="Arial" w:cs="Arial"/>
+                <w:rFonts w:ascii="Arial" w:hAnsi="Arial" w:cs="Arial" w:eastAsia="Arial"/>
                 <w:sz w:val="21"/>
                 <w:szCs w:val="21"/>
               </w:rPr>
@@ -660,16 +660,16 @@
             <w:pPr>
               <w:ind w:left="3"/>
               <w:rPr>
-                <w:rFonts w:ascii="Arial" w:hAnsi="Arial" w:cs="Arial"/>
-                <w:b/>
-                <w:bCs/>
-                <w:sz w:val="21"/>
-                <w:szCs w:val="21"/>
-              </w:rPr>
-            </w:pPr>
-            <w:r>
-              <w:rPr>
-                <w:rFonts w:ascii="Arial" w:hAnsi="Arial" w:cs="Arial"/>
+                <w:rFonts w:ascii="Arial" w:hAnsi="Arial" w:cs="Arial" w:eastAsia="Arial"/>
+                <w:b/>
+                <w:bCs/>
+                <w:sz w:val="21"/>
+                <w:szCs w:val="21"/>
+              </w:rPr>
+            </w:pPr>
+            <w:r>
+              <w:rPr>
+                <w:rFonts w:ascii="Arial" w:hAnsi="Arial" w:cs="Arial" w:eastAsia="Arial"/>
                 <w:b/>
                 <w:bCs/>
                 <w:sz w:val="21"/>
@@ -692,7 +692,7 @@
           <w:p>
             <w:pPr>
               <w:rPr>
-                <w:rFonts w:ascii="Arial" w:hAnsi="Arial" w:cs="Arial"/>
+                <w:rFonts w:ascii="Arial" w:hAnsi="Arial" w:cs="Arial" w:eastAsia="Arial"/>
                 <w:sz w:val="21"/>
                 <w:szCs w:val="21"/>
               </w:rPr>
@@ -700,7 +700,7 @@
             <w:proofErr w:type="spellStart"/>
             <w:r>
               <w:rPr>
-                <w:rFonts w:ascii="Arial" w:hAnsi="Arial" w:cs="Arial"/>
+                <w:rFonts w:ascii="Arial" w:hAnsi="Arial" w:cs="Arial" w:eastAsia="Arial"/>
                 <w:sz w:val="21"/>
                 <w:szCs w:val="21"/>
               </w:rPr>
@@ -709,7 +709,7 @@
             <w:proofErr w:type="spellEnd"/>
             <w:r>
               <w:rPr>
-                <w:rFonts w:ascii="Arial" w:hAnsi="Arial" w:cs="Arial"/>
+                <w:rFonts w:ascii="Arial" w:hAnsi="Arial" w:cs="Arial" w:eastAsia="Arial"/>
                 <w:sz w:val="21"/>
                 <w:szCs w:val="21"/>
               </w:rPr>
@@ -736,16 +736,16 @@
             <w:pPr>
               <w:ind w:left="3"/>
               <w:rPr>
-                <w:rFonts w:ascii="Arial" w:hAnsi="Arial" w:cs="Arial"/>
-                <w:b/>
-                <w:bCs/>
-                <w:sz w:val="21"/>
-                <w:szCs w:val="21"/>
-              </w:rPr>
-            </w:pPr>
-            <w:r>
-              <w:rPr>
-                <w:rFonts w:ascii="Arial" w:hAnsi="Arial" w:cs="Arial"/>
+                <w:rFonts w:ascii="Arial" w:hAnsi="Arial" w:cs="Arial" w:eastAsia="Arial"/>
+                <w:b/>
+                <w:bCs/>
+                <w:sz w:val="21"/>
+                <w:szCs w:val="21"/>
+              </w:rPr>
+            </w:pPr>
+            <w:r>
+              <w:rPr>
+                <w:rFonts w:ascii="Arial" w:hAnsi="Arial" w:cs="Arial" w:eastAsia="Arial"/>
                 <w:b/>
                 <w:bCs/>
                 <w:sz w:val="21"/>
@@ -768,7 +768,7 @@
           <w:p>
             <w:pPr>
               <w:rPr>
-                <w:rFonts w:ascii="Arial" w:hAnsi="Arial" w:cs="Arial"/>
+                <w:rFonts w:ascii="Arial" w:hAnsi="Arial" w:cs="Arial" w:eastAsia="Arial"/>
                 <w:sz w:val="21"/>
                 <w:szCs w:val="21"/>
               </w:rPr>
@@ -776,7 +776,7 @@
             <w:proofErr w:type="spellStart"/>
             <w:r>
               <w:rPr>
-                <w:rFonts w:ascii="Arial" w:hAnsi="Arial" w:cs="Arial"/>
+                <w:rFonts w:ascii="Arial" w:hAnsi="Arial" w:cs="Arial" w:eastAsia="Arial"/>
                 <w:sz w:val="21"/>
                 <w:szCs w:val="21"/>
               </w:rPr>
@@ -785,7 +785,7 @@
             <w:proofErr w:type="spellEnd"/>
             <w:r>
               <w:rPr>
-                <w:rFonts w:ascii="Arial" w:hAnsi="Arial" w:cs="Arial"/>
+                <w:rFonts w:ascii="Arial" w:hAnsi="Arial" w:cs="Arial" w:eastAsia="Arial"/>
                 <w:sz w:val="21"/>
                 <w:szCs w:val="21"/>
               </w:rPr>
@@ -794,7 +794,7 @@
             <w:proofErr w:type="gramStart"/>
             <w:r>
               <w:rPr>
-                <w:rFonts w:ascii="Arial" w:hAnsi="Arial" w:cs="Arial"/>
+                <w:rFonts w:ascii="Arial" w:hAnsi="Arial" w:cs="Arial" w:eastAsia="Arial"/>
                 <w:sz w:val="21"/>
                 <w:szCs w:val="21"/>
               </w:rPr>
@@ -803,7 +803,7 @@
             <w:proofErr w:type="gramEnd"/>
             <w:r>
               <w:rPr>
-                <w:rFonts w:ascii="Arial" w:hAnsi="Arial" w:cs="Arial"/>
+                <w:rFonts w:ascii="Arial" w:hAnsi="Arial" w:cs="Arial" w:eastAsia="Arial"/>
                 <w:sz w:val="21"/>
                 <w:szCs w:val="21"/>
               </w:rPr>
@@ -830,16 +830,16 @@
             <w:pPr>
               <w:ind w:left="3"/>
               <w:rPr>
-                <w:rFonts w:ascii="Arial" w:hAnsi="Arial" w:cs="Arial"/>
-                <w:b/>
-                <w:bCs/>
-                <w:sz w:val="21"/>
-                <w:szCs w:val="21"/>
-              </w:rPr>
-            </w:pPr>
-            <w:r>
-              <w:rPr>
-                <w:rFonts w:ascii="Arial" w:hAnsi="Arial" w:cs="Arial"/>
+                <w:rFonts w:ascii="Arial" w:hAnsi="Arial" w:cs="Arial" w:eastAsia="Arial"/>
+                <w:b/>
+                <w:bCs/>
+                <w:sz w:val="21"/>
+                <w:szCs w:val="21"/>
+              </w:rPr>
+            </w:pPr>
+            <w:r>
+              <w:rPr>
+                <w:rFonts w:ascii="Arial" w:hAnsi="Arial" w:cs="Arial" w:eastAsia="Arial"/>
                 <w:b/>
                 <w:bCs/>
                 <w:sz w:val="21"/>
@@ -862,7 +862,7 @@
           <w:p>
             <w:pPr>
               <w:rPr>
-                <w:rFonts w:ascii="Arial" w:hAnsi="Arial" w:cs="Arial"/>
+                <w:rFonts w:ascii="Arial" w:hAnsi="Arial" w:cs="Arial" w:eastAsia="Arial"/>
                 <w:sz w:val="21"/>
                 <w:szCs w:val="21"/>
               </w:rPr>
@@ -870,7 +870,7 @@
             <w:proofErr w:type="spellStart"/>
             <w:r>
               <w:rPr>
-                <w:rFonts w:ascii="Arial" w:hAnsi="Arial" w:cs="Arial"/>
+                <w:rFonts w:ascii="Arial" w:hAnsi="Arial" w:cs="Arial" w:eastAsia="Arial"/>
                 <w:sz w:val="21"/>
                 <w:szCs w:val="21"/>
               </w:rPr>
@@ -879,7 +879,7 @@
             <w:proofErr w:type="spellEnd"/>
             <w:r>
               <w:rPr>
-                <w:rFonts w:ascii="Arial" w:hAnsi="Arial" w:cs="Arial"/>
+                <w:rFonts w:ascii="Arial" w:hAnsi="Arial" w:cs="Arial" w:eastAsia="Arial"/>
                 <w:sz w:val="21"/>
                 <w:szCs w:val="21"/>
               </w:rPr>
@@ -906,16 +906,16 @@
             <w:pPr>
               <w:ind w:left="3"/>
               <w:rPr>
-                <w:rFonts w:ascii="Arial" w:hAnsi="Arial" w:cs="Arial"/>
-                <w:b/>
-                <w:bCs/>
-                <w:sz w:val="21"/>
-                <w:szCs w:val="21"/>
-              </w:rPr>
-            </w:pPr>
-            <w:r>
-              <w:rPr>
-                <w:rFonts w:ascii="Arial" w:hAnsi="Arial" w:cs="Arial"/>
+                <w:rFonts w:ascii="Arial" w:hAnsi="Arial" w:cs="Arial" w:eastAsia="Arial"/>
+                <w:b/>
+                <w:bCs/>
+                <w:sz w:val="21"/>
+                <w:szCs w:val="21"/>
+              </w:rPr>
+            </w:pPr>
+            <w:r>
+              <w:rPr>
+                <w:rFonts w:ascii="Arial" w:hAnsi="Arial" w:cs="Arial" w:eastAsia="Arial"/>
                 <w:b/>
                 <w:bCs/>
                 <w:sz w:val="21"/>
@@ -938,14 +938,14 @@
           <w:p>
             <w:pPr>
               <w:rPr>
-                <w:rFonts w:ascii="Arial" w:hAnsi="Arial" w:cs="Arial"/>
-                <w:sz w:val="21"/>
-                <w:szCs w:val="21"/>
-              </w:rPr>
-            </w:pPr>
-            <w:r>
-              <w:rPr>
-                <w:rFonts w:ascii="Arial" w:hAnsi="Arial" w:cs="Arial"/>
+                <w:rFonts w:ascii="Arial" w:hAnsi="Arial" w:cs="Arial" w:eastAsia="Arial"/>
+                <w:sz w:val="21"/>
+                <w:szCs w:val="21"/>
+              </w:rPr>
+            </w:pPr>
+            <w:r>
+              <w:rPr>
+                <w:rFonts w:ascii="Arial" w:hAnsi="Arial" w:cs="Arial" w:eastAsia="Arial"/>
                 <w:sz w:val="21"/>
                 <w:szCs w:val="21"/>
               </w:rPr>
@@ -972,16 +972,16 @@
             <w:pPr>
               <w:ind w:left="3"/>
               <w:rPr>
-                <w:rFonts w:ascii="Arial" w:hAnsi="Arial" w:cs="Arial"/>
-                <w:b/>
-                <w:bCs/>
-                <w:sz w:val="21"/>
-                <w:szCs w:val="21"/>
-              </w:rPr>
-            </w:pPr>
-            <w:r>
-              <w:rPr>
-                <w:rFonts w:ascii="Arial" w:hAnsi="Arial" w:cs="Arial"/>
+                <w:rFonts w:ascii="Arial" w:hAnsi="Arial" w:cs="Arial" w:eastAsia="Arial"/>
+                <w:b/>
+                <w:bCs/>
+                <w:sz w:val="21"/>
+                <w:szCs w:val="21"/>
+              </w:rPr>
+            </w:pPr>
+            <w:r>
+              <w:rPr>
+                <w:rFonts w:ascii="Arial" w:hAnsi="Arial" w:cs="Arial" w:eastAsia="Arial"/>
                 <w:b/>
                 <w:bCs/>
                 <w:sz w:val="21"/>
@@ -1004,14 +1004,14 @@
           <w:p>
             <w:pPr>
               <w:rPr>
-                <w:rFonts w:ascii="Arial" w:hAnsi="Arial" w:cs="Arial"/>
-                <w:sz w:val="21"/>
-                <w:szCs w:val="21"/>
-              </w:rPr>
-            </w:pPr>
-            <w:r>
-              <w:rPr>
-                <w:rFonts w:ascii="Arial" w:hAnsi="Arial" w:cs="Arial"/>
+                <w:rFonts w:ascii="Arial" w:hAnsi="Arial" w:cs="Arial" w:eastAsia="Arial"/>
+                <w:sz w:val="21"/>
+                <w:szCs w:val="21"/>
+              </w:rPr>
+            </w:pPr>
+            <w:r>
+              <w:rPr>
+                <w:rFonts w:ascii="Arial" w:hAnsi="Arial" w:cs="Arial" w:eastAsia="Arial"/>
                 <w:sz w:val="21"/>
                 <w:szCs w:val="21"/>
               </w:rPr>
@@ -1038,16 +1038,16 @@
             <w:pPr>
               <w:ind w:left="3"/>
               <w:rPr>
-                <w:rFonts w:ascii="Arial" w:hAnsi="Arial" w:cs="Arial"/>
-                <w:b/>
-                <w:bCs/>
-                <w:sz w:val="21"/>
-                <w:szCs w:val="21"/>
-              </w:rPr>
-            </w:pPr>
-            <w:r>
-              <w:rPr>
-                <w:rFonts w:ascii="Arial" w:hAnsi="Arial" w:cs="Arial"/>
+                <w:rFonts w:ascii="Arial" w:hAnsi="Arial" w:cs="Arial" w:eastAsia="Arial"/>
+                <w:b/>
+                <w:bCs/>
+                <w:sz w:val="21"/>
+                <w:szCs w:val="21"/>
+              </w:rPr>
+            </w:pPr>
+            <w:r>
+              <w:rPr>
+                <w:rFonts w:ascii="Arial" w:hAnsi="Arial" w:cs="Arial" w:eastAsia="Arial"/>
                 <w:b/>
                 <w:bCs/>
                 <w:sz w:val="21"/>
@@ -1070,14 +1070,14 @@
           <w:p>
             <w:pPr>
               <w:rPr>
-                <w:rFonts w:ascii="Arial" w:hAnsi="Arial" w:cs="Arial"/>
-                <w:sz w:val="21"/>
-                <w:szCs w:val="21"/>
-              </w:rPr>
-            </w:pPr>
-            <w:r>
-              <w:rPr>
-                <w:rFonts w:ascii="Arial" w:hAnsi="Arial" w:cs="Arial"/>
+                <w:rFonts w:ascii="Arial" w:hAnsi="Arial" w:cs="Arial" w:eastAsia="Arial"/>
+                <w:sz w:val="21"/>
+                <w:szCs w:val="21"/>
+              </w:rPr>
+            </w:pPr>
+            <w:r>
+              <w:rPr>
+                <w:rFonts w:ascii="Arial" w:hAnsi="Arial" w:cs="Arial" w:eastAsia="Arial"/>
                 <w:sz w:val="21"/>
                 <w:szCs w:val="21"/>
               </w:rPr>
@@ -1104,16 +1104,16 @@
             <w:pPr>
               <w:ind w:left="3"/>
               <w:rPr>
-                <w:rFonts w:ascii="Arial" w:hAnsi="Arial" w:cs="Arial"/>
-                <w:b/>
-                <w:bCs/>
-                <w:sz w:val="21"/>
-                <w:szCs w:val="21"/>
-              </w:rPr>
-            </w:pPr>
-            <w:r>
-              <w:rPr>
-                <w:rFonts w:ascii="Arial" w:hAnsi="Arial" w:cs="Arial"/>
+                <w:rFonts w:ascii="Arial" w:hAnsi="Arial" w:cs="Arial" w:eastAsia="Arial"/>
+                <w:b/>
+                <w:bCs/>
+                <w:sz w:val="21"/>
+                <w:szCs w:val="21"/>
+              </w:rPr>
+            </w:pPr>
+            <w:r>
+              <w:rPr>
+                <w:rFonts w:ascii="Arial" w:hAnsi="Arial" w:cs="Arial" w:eastAsia="Arial"/>
                 <w:b/>
                 <w:bCs/>
                 <w:sz w:val="21"/>
@@ -1137,14 +1137,14 @@
             <w:pPr>
               <w:spacing w:line="240" w:lineRule="auto"/>
               <w:rPr>
-                <w:rFonts w:ascii="Arial" w:hAnsi="Arial" w:cs="Arial"/>
-                <w:sz w:val="21"/>
-                <w:szCs w:val="21"/>
-              </w:rPr>
-            </w:pPr>
-            <w:r>
-              <w:rPr>
-                <w:rFonts w:ascii="Arial" w:hAnsi="Arial" w:cs="Arial"/>
+                <w:rFonts w:ascii="Arial" w:hAnsi="Arial" w:cs="Arial" w:eastAsia="Arial"/>
+                <w:sz w:val="21"/>
+                <w:szCs w:val="21"/>
+              </w:rPr>
+            </w:pPr>
+            <w:r>
+              <w:rPr>
+                <w:rFonts w:ascii="Arial" w:hAnsi="Arial" w:cs="Arial" w:eastAsia="Arial"/>
                 <w:sz w:val="21"/>
                 <w:szCs w:val="21"/>
               </w:rPr>
@@ -1202,14 +1202,14 @@
               <w:ind w:left="52"/>
               <w:jc w:val="center"/>
               <w:rPr>
-                <w:rFonts w:ascii="Arial" w:hAnsi="Arial" w:cs="Arial"/>
-                <w:sz w:val="21"/>
-                <w:szCs w:val="21"/>
-              </w:rPr>
-            </w:pPr>
-            <w:r>
-              <w:rPr>
-                <w:rFonts w:ascii="Arial" w:eastAsia="Arial" w:hAnsi="Arial" w:cs="Arial"/>
+                <w:rFonts w:ascii="Arial" w:hAnsi="Arial" w:cs="Arial" w:eastAsia="Arial"/>
+                <w:sz w:val="21"/>
+                <w:szCs w:val="21"/>
+              </w:rPr>
+            </w:pPr>
+            <w:r>
+              <w:rPr>
+                <w:rFonts w:ascii="Arial" w:hAnsi="Arial" w:cs="Arial" w:eastAsia="Arial"/>
                 <w:b/>
                 <w:sz w:val="21"/>
                 <w:szCs w:val="21"/>
@@ -1218,7 +1218,7 @@
             </w:r>
             <w:r>
               <w:rPr>
-                <w:rFonts w:ascii="Arial" w:eastAsia="Arial" w:hAnsi="Arial" w:cs="Arial"/>
+                <w:rFonts w:ascii="Arial" w:hAnsi="Arial" w:cs="Arial" w:eastAsia="Arial"/>
                 <w:b/>
                 <w:sz w:val="21"/>
                 <w:szCs w:val="21"/>
@@ -1227,7 +1227,7 @@
             </w:r>
             <w:r>
               <w:rPr>
-                <w:rFonts w:ascii="Arial" w:eastAsia="Arial" w:hAnsi="Arial" w:cs="Arial"/>
+                <w:rFonts w:ascii="Arial" w:hAnsi="Arial" w:cs="Arial" w:eastAsia="Arial"/>
                 <w:b/>
                 <w:sz w:val="21"/>
                 <w:szCs w:val="21"/>
@@ -1236,7 +1236,7 @@
             </w:r>
             <w:r>
               <w:rPr>
-                <w:rFonts w:ascii="Arial" w:eastAsia="Arial" w:hAnsi="Arial" w:cs="Arial"/>
+                <w:rFonts w:ascii="Arial" w:hAnsi="Arial" w:cs="Arial" w:eastAsia="Arial"/>
                 <w:b/>
                 <w:sz w:val="21"/>
                 <w:szCs w:val="21"/>
@@ -1264,16 +1264,16 @@
             <w:pPr>
               <w:ind w:left="3"/>
               <w:rPr>
-                <w:rFonts w:ascii="Arial" w:hAnsi="Arial" w:cs="Arial"/>
-                <w:b/>
-                <w:bCs/>
-                <w:sz w:val="21"/>
-                <w:szCs w:val="21"/>
-              </w:rPr>
-            </w:pPr>
-            <w:r>
-              <w:rPr>
-                <w:rFonts w:ascii="Arial" w:hAnsi="Arial" w:cs="Arial"/>
+                <w:rFonts w:ascii="Arial" w:hAnsi="Arial" w:cs="Arial" w:eastAsia="Arial"/>
+                <w:b/>
+                <w:bCs/>
+                <w:sz w:val="21"/>
+                <w:szCs w:val="21"/>
+              </w:rPr>
+            </w:pPr>
+            <w:r>
+              <w:rPr>
+                <w:rFonts w:ascii="Arial" w:hAnsi="Arial" w:cs="Arial" w:eastAsia="Arial"/>
                 <w:b/>
                 <w:bCs/>
                 <w:sz w:val="21"/>
@@ -1296,14 +1296,14 @@
           <w:p>
             <w:pPr>
               <w:rPr>
-                <w:rFonts w:ascii="Arial" w:hAnsi="Arial" w:cs="Arial"/>
-                <w:sz w:val="21"/>
-                <w:szCs w:val="21"/>
-              </w:rPr>
-            </w:pPr>
-            <w:r>
-              <w:rPr>
-                <w:rFonts w:ascii="Arial" w:hAnsi="Arial" w:cs="Arial"/>
+                <w:rFonts w:ascii="Arial" w:hAnsi="Arial" w:cs="Arial" w:eastAsia="Arial"/>
+                <w:sz w:val="21"/>
+                <w:szCs w:val="21"/>
+              </w:rPr>
+            </w:pPr>
+            <w:r>
+              <w:rPr>
+                <w:rFonts w:ascii="Arial" w:hAnsi="Arial" w:cs="Arial" w:eastAsia="Arial"/>
                 <w:sz w:val="21"/>
                 <w:szCs w:val="21"/>
               </w:rPr>
@@ -1311,7 +1311,7 @@
             </w:r>
             <w:r>
               <w:rPr>
-                <w:rFonts w:ascii="Arial" w:hAnsi="Arial" w:cs="Arial"/>
+                <w:rFonts w:ascii="Arial" w:hAnsi="Arial" w:cs="Arial" w:eastAsia="Arial"/>
                 <w:sz w:val="21"/>
                 <w:szCs w:val="21"/>
               </w:rPr>
@@ -1338,16 +1338,16 @@
             <w:pPr>
               <w:ind w:left="3"/>
               <w:rPr>
-                <w:rFonts w:ascii="Arial" w:hAnsi="Arial" w:cs="Arial"/>
-                <w:b/>
-                <w:bCs/>
-                <w:sz w:val="21"/>
-                <w:szCs w:val="21"/>
-              </w:rPr>
-            </w:pPr>
-            <w:r>
-              <w:rPr>
-                <w:rFonts w:ascii="Arial" w:hAnsi="Arial" w:cs="Arial"/>
+                <w:rFonts w:ascii="Arial" w:hAnsi="Arial" w:cs="Arial" w:eastAsia="Arial"/>
+                <w:b/>
+                <w:bCs/>
+                <w:sz w:val="21"/>
+                <w:szCs w:val="21"/>
+              </w:rPr>
+            </w:pPr>
+            <w:r>
+              <w:rPr>
+                <w:rFonts w:ascii="Arial" w:hAnsi="Arial" w:cs="Arial" w:eastAsia="Arial"/>
                 <w:b/>
                 <w:bCs/>
                 <w:sz w:val="21"/>
@@ -1371,14 +1371,14 @@
             <w:pPr>
               <w:spacing w:line="240" w:lineRule="auto"/>
               <w:rPr>
-                <w:rFonts w:ascii="Arial" w:eastAsia="Times New Roman" w:hAnsi="Arial" w:cs="Arial"/>
-                <w:sz w:val="21"/>
-                <w:szCs w:val="21"/>
-              </w:rPr>
-            </w:pPr>
-            <w:r>
-              <w:rPr>
-                <w:rFonts w:ascii="Arial" w:hAnsi="Arial" w:cs="Arial"/>
+                <w:rFonts w:ascii="Arial" w:hAnsi="Arial" w:cs="Arial" w:eastAsia="Arial"/>
+                <w:sz w:val="21"/>
+                <w:szCs w:val="21"/>
+              </w:rPr>
+            </w:pPr>
+            <w:r>
+              <w:rPr>
+                <w:rFonts w:ascii="Arial" w:hAnsi="Arial" w:cs="Arial" w:eastAsia="Arial"/>
                 <w:sz w:val="21"/>
                 <w:szCs w:val="21"/>
               </w:rPr>
@@ -1388,7 +1388,7 @@
           <w:p>
             <w:pPr>
               <w:rPr>
-                <w:rFonts w:ascii="Arial" w:hAnsi="Arial" w:cs="Arial"/>
+                <w:rFonts w:ascii="Arial" w:hAnsi="Arial" w:cs="Arial" w:eastAsia="Arial"/>
                 <w:sz w:val="21"/>
                 <w:szCs w:val="21"/>
               </w:rPr>
@@ -1414,16 +1414,16 @@
             <w:pPr>
               <w:ind w:left="3"/>
               <w:rPr>
-                <w:rFonts w:ascii="Arial" w:hAnsi="Arial" w:cs="Arial"/>
-                <w:b/>
-                <w:bCs/>
-                <w:sz w:val="21"/>
-                <w:szCs w:val="21"/>
-              </w:rPr>
-            </w:pPr>
-            <w:r>
-              <w:rPr>
-                <w:rFonts w:ascii="Arial" w:hAnsi="Arial" w:cs="Arial"/>
+                <w:rFonts w:ascii="Arial" w:hAnsi="Arial" w:cs="Arial" w:eastAsia="Arial"/>
+                <w:b/>
+                <w:bCs/>
+                <w:sz w:val="21"/>
+                <w:szCs w:val="21"/>
+              </w:rPr>
+            </w:pPr>
+            <w:r>
+              <w:rPr>
+                <w:rFonts w:ascii="Arial" w:hAnsi="Arial" w:cs="Arial" w:eastAsia="Arial"/>
                 <w:b/>
                 <w:bCs/>
                 <w:sz w:val="21"/>
@@ -1447,14 +1447,14 @@
             <w:pPr>
               <w:spacing w:line="240" w:lineRule="auto"/>
               <w:rPr>
-                <w:rFonts w:ascii="Arial" w:hAnsi="Arial" w:cs="Arial"/>
-                <w:sz w:val="21"/>
-                <w:szCs w:val="21"/>
-              </w:rPr>
-            </w:pPr>
-            <w:r>
-              <w:rPr>
-                <w:rFonts w:ascii="Arial" w:hAnsi="Arial" w:cs="Arial"/>
+                <w:rFonts w:ascii="Arial" w:hAnsi="Arial" w:cs="Arial" w:eastAsia="Arial"/>
+                <w:sz w:val="21"/>
+                <w:szCs w:val="21"/>
+              </w:rPr>
+            </w:pPr>
+            <w:r>
+              <w:rPr>
+                <w:rFonts w:ascii="Arial" w:hAnsi="Arial" w:cs="Arial" w:eastAsia="Arial"/>
                 <w:sz w:val="21"/>
                 <w:szCs w:val="21"/>
               </w:rPr>
@@ -1463,7 +1463,7 @@
             <w:proofErr w:type="spellStart"/>
             <w:r>
               <w:rPr>
-                <w:rFonts w:ascii="Arial" w:hAnsi="Arial" w:cs="Arial"/>
+                <w:rFonts w:ascii="Arial" w:hAnsi="Arial" w:cs="Arial" w:eastAsia="Arial"/>
                 <w:sz w:val="21"/>
                 <w:szCs w:val="21"/>
               </w:rPr>
@@ -1472,7 +1472,7 @@
             <w:proofErr w:type="spellEnd"/>
             <w:r>
               <w:rPr>
-                <w:rFonts w:ascii="Arial" w:hAnsi="Arial" w:cs="Arial"/>
+                <w:rFonts w:ascii="Arial" w:hAnsi="Arial" w:cs="Arial" w:eastAsia="Arial"/>
                 <w:sz w:val="21"/>
                 <w:szCs w:val="21"/>
               </w:rPr>
@@ -1499,16 +1499,16 @@
             <w:pPr>
               <w:ind w:left="3"/>
               <w:rPr>
-                <w:rFonts w:ascii="Arial" w:hAnsi="Arial" w:cs="Arial"/>
-                <w:b/>
-                <w:bCs/>
-                <w:sz w:val="21"/>
-                <w:szCs w:val="21"/>
-              </w:rPr>
-            </w:pPr>
-            <w:r>
-              <w:rPr>
-                <w:rFonts w:ascii="Arial" w:hAnsi="Arial" w:cs="Arial"/>
+                <w:rFonts w:ascii="Arial" w:hAnsi="Arial" w:cs="Arial" w:eastAsia="Arial"/>
+                <w:b/>
+                <w:bCs/>
+                <w:sz w:val="21"/>
+                <w:szCs w:val="21"/>
+              </w:rPr>
+            </w:pPr>
+            <w:r>
+              <w:rPr>
+                <w:rFonts w:ascii="Arial" w:hAnsi="Arial" w:cs="Arial" w:eastAsia="Arial"/>
                 <w:b/>
                 <w:bCs/>
                 <w:sz w:val="21"/>
@@ -1532,14 +1532,14 @@
           <w:p>
             <w:pPr>
               <w:rPr>
-                <w:rFonts w:ascii="Arial" w:hAnsi="Arial" w:cs="Arial"/>
-                <w:sz w:val="21"/>
-                <w:szCs w:val="21"/>
-              </w:rPr>
-            </w:pPr>
-            <w:r>
-              <w:rPr>
-                <w:rFonts w:ascii="Arial" w:hAnsi="Arial" w:cs="Arial"/>
+                <w:rFonts w:ascii="Arial" w:hAnsi="Arial" w:cs="Arial" w:eastAsia="Arial"/>
+                <w:sz w:val="21"/>
+                <w:szCs w:val="21"/>
+              </w:rPr>
+            </w:pPr>
+            <w:r>
+              <w:rPr>
+                <w:rFonts w:ascii="Arial" w:hAnsi="Arial" w:cs="Arial" w:eastAsia="Arial"/>
                 <w:sz w:val="21"/>
                 <w:szCs w:val="21"/>
               </w:rPr>
@@ -1566,16 +1566,16 @@
             <w:pPr>
               <w:ind w:left="3"/>
               <w:rPr>
-                <w:rFonts w:ascii="Arial" w:hAnsi="Arial" w:cs="Arial"/>
-                <w:b/>
-                <w:bCs/>
-                <w:sz w:val="21"/>
-                <w:szCs w:val="21"/>
-              </w:rPr>
-            </w:pPr>
-            <w:r>
-              <w:rPr>
-                <w:rFonts w:ascii="Arial" w:hAnsi="Arial" w:cs="Arial"/>
+                <w:rFonts w:ascii="Arial" w:hAnsi="Arial" w:cs="Arial" w:eastAsia="Arial"/>
+                <w:b/>
+                <w:bCs/>
+                <w:sz w:val="21"/>
+                <w:szCs w:val="21"/>
+              </w:rPr>
+            </w:pPr>
+            <w:r>
+              <w:rPr>
+                <w:rFonts w:ascii="Arial" w:hAnsi="Arial" w:cs="Arial" w:eastAsia="Arial"/>
                 <w:b/>
                 <w:bCs/>
                 <w:sz w:val="21"/>
@@ -1598,7 +1598,7 @@
           <w:p>
             <w:pPr>
               <w:rPr>
-                <w:rFonts w:ascii="Arial" w:hAnsi="Arial" w:cs="Arial"/>
+                <w:rFonts w:ascii="Arial" w:hAnsi="Arial" w:cs="Arial" w:eastAsia="Arial"/>
                 <w:sz w:val="21"/>
                 <w:szCs w:val="21"/>
               </w:rPr>
@@ -1606,7 +1606,7 @@
             <w:proofErr w:type="spellStart"/>
             <w:r>
               <w:rPr>
-                <w:rFonts w:ascii="Arial" w:hAnsi="Arial" w:cs="Arial"/>
+                <w:rFonts w:ascii="Arial" w:hAnsi="Arial" w:cs="Arial" w:eastAsia="Arial"/>
                 <w:sz w:val="21"/>
                 <w:szCs w:val="21"/>
               </w:rPr>
@@ -1615,7 +1615,7 @@
             <w:proofErr w:type="spellEnd"/>
             <w:r>
               <w:rPr>
-                <w:rFonts w:ascii="Arial" w:hAnsi="Arial" w:cs="Arial"/>
+                <w:rFonts w:ascii="Arial" w:hAnsi="Arial" w:cs="Arial" w:eastAsia="Arial"/>
                 <w:sz w:val="21"/>
                 <w:szCs w:val="21"/>
               </w:rPr>
@@ -1642,16 +1642,16 @@
             <w:pPr>
               <w:ind w:left="3"/>
               <w:rPr>
-                <w:rFonts w:ascii="Arial" w:hAnsi="Arial" w:cs="Arial"/>
-                <w:b/>
-                <w:bCs/>
-                <w:sz w:val="21"/>
-                <w:szCs w:val="21"/>
-              </w:rPr>
-            </w:pPr>
-            <w:r>
-              <w:rPr>
-                <w:rFonts w:ascii="Arial" w:hAnsi="Arial" w:cs="Arial"/>
+                <w:rFonts w:ascii="Arial" w:hAnsi="Arial" w:cs="Arial" w:eastAsia="Arial"/>
+                <w:b/>
+                <w:bCs/>
+                <w:sz w:val="21"/>
+                <w:szCs w:val="21"/>
+              </w:rPr>
+            </w:pPr>
+            <w:r>
+              <w:rPr>
+                <w:rFonts w:ascii="Arial" w:hAnsi="Arial" w:cs="Arial" w:eastAsia="Arial"/>
                 <w:b/>
                 <w:bCs/>
                 <w:sz w:val="21"/>
@@ -1674,7 +1674,7 @@
           <w:p>
             <w:pPr>
               <w:rPr>
-                <w:rFonts w:ascii="Arial" w:hAnsi="Arial" w:cs="Arial"/>
+                <w:rFonts w:ascii="Arial" w:hAnsi="Arial" w:cs="Arial" w:eastAsia="Arial"/>
                 <w:sz w:val="21"/>
                 <w:szCs w:val="21"/>
               </w:rPr>
@@ -1682,7 +1682,7 @@
             <w:proofErr w:type="spellStart"/>
             <w:r>
               <w:rPr>
-                <w:rFonts w:ascii="Arial" w:hAnsi="Arial" w:cs="Arial"/>
+                <w:rFonts w:ascii="Arial" w:hAnsi="Arial" w:cs="Arial" w:eastAsia="Arial"/>
                 <w:sz w:val="21"/>
                 <w:szCs w:val="21"/>
               </w:rPr>
@@ -1691,7 +1691,7 @@
             <w:proofErr w:type="spellEnd"/>
             <w:r>
               <w:rPr>
-                <w:rFonts w:ascii="Arial" w:hAnsi="Arial" w:cs="Arial"/>
+                <w:rFonts w:ascii="Arial" w:hAnsi="Arial" w:cs="Arial" w:eastAsia="Arial"/>
                 <w:sz w:val="21"/>
                 <w:szCs w:val="21"/>
               </w:rPr>
@@ -1718,16 +1718,16 @@
             <w:pPr>
               <w:ind w:left="3"/>
               <w:rPr>
-                <w:rFonts w:ascii="Arial" w:hAnsi="Arial" w:cs="Arial"/>
-                <w:b/>
-                <w:bCs/>
-                <w:sz w:val="21"/>
-                <w:szCs w:val="21"/>
-              </w:rPr>
-            </w:pPr>
-            <w:r>
-              <w:rPr>
-                <w:rFonts w:ascii="Arial" w:hAnsi="Arial" w:cs="Arial"/>
+                <w:rFonts w:ascii="Arial" w:hAnsi="Arial" w:cs="Arial" w:eastAsia="Arial"/>
+                <w:b/>
+                <w:bCs/>
+                <w:sz w:val="21"/>
+                <w:szCs w:val="21"/>
+              </w:rPr>
+            </w:pPr>
+            <w:r>
+              <w:rPr>
+                <w:rFonts w:ascii="Arial" w:hAnsi="Arial" w:cs="Arial" w:eastAsia="Arial"/>
                 <w:b/>
                 <w:bCs/>
                 <w:sz w:val="21"/>
@@ -1750,7 +1750,7 @@
           <w:p>
             <w:pPr>
               <w:rPr>
-                <w:rFonts w:ascii="Arial" w:hAnsi="Arial" w:cs="Arial"/>
+                <w:rFonts w:ascii="Arial" w:hAnsi="Arial" w:cs="Arial" w:eastAsia="Arial"/>
                 <w:sz w:val="21"/>
                 <w:szCs w:val="21"/>
               </w:rPr>
@@ -1758,7 +1758,7 @@
             <w:proofErr w:type="spellStart"/>
             <w:r>
               <w:rPr>
-                <w:rFonts w:ascii="Arial" w:hAnsi="Arial" w:cs="Arial"/>
+                <w:rFonts w:ascii="Arial" w:hAnsi="Arial" w:cs="Arial" w:eastAsia="Arial"/>
                 <w:sz w:val="21"/>
                 <w:szCs w:val="21"/>
               </w:rPr>
@@ -1767,7 +1767,7 @@
             <w:proofErr w:type="spellEnd"/>
             <w:r>
               <w:rPr>
-                <w:rFonts w:ascii="Arial" w:hAnsi="Arial" w:cs="Arial"/>
+                <w:rFonts w:ascii="Arial" w:hAnsi="Arial" w:cs="Arial" w:eastAsia="Arial"/>
                 <w:sz w:val="21"/>
                 <w:szCs w:val="21"/>
               </w:rPr>
@@ -1794,16 +1794,16 @@
             <w:pPr>
               <w:ind w:left="3"/>
               <w:rPr>
-                <w:rFonts w:ascii="Arial" w:hAnsi="Arial" w:cs="Arial"/>
-                <w:b/>
-                <w:bCs/>
-                <w:sz w:val="21"/>
-                <w:szCs w:val="21"/>
-              </w:rPr>
-            </w:pPr>
-            <w:r>
-              <w:rPr>
-                <w:rFonts w:ascii="Arial" w:hAnsi="Arial" w:cs="Arial"/>
+                <w:rFonts w:ascii="Arial" w:hAnsi="Arial" w:cs="Arial" w:eastAsia="Arial"/>
+                <w:b/>
+                <w:bCs/>
+                <w:sz w:val="21"/>
+                <w:szCs w:val="21"/>
+              </w:rPr>
+            </w:pPr>
+            <w:r>
+              <w:rPr>
+                <w:rFonts w:ascii="Arial" w:hAnsi="Arial" w:cs="Arial" w:eastAsia="Arial"/>
                 <w:b/>
                 <w:bCs/>
                 <w:sz w:val="21"/>
@@ -1826,7 +1826,7 @@
           <w:p>
             <w:pPr>
               <w:rPr>
-                <w:rFonts w:ascii="Arial" w:hAnsi="Arial" w:cs="Arial"/>
+                <w:rFonts w:ascii="Arial" w:hAnsi="Arial" w:cs="Arial" w:eastAsia="Arial"/>
                 <w:sz w:val="21"/>
                 <w:szCs w:val="21"/>
               </w:rPr>
@@ -1834,7 +1834,7 @@
             <w:proofErr w:type="spellStart"/>
             <w:r>
               <w:rPr>
-                <w:rFonts w:ascii="Arial" w:hAnsi="Arial" w:cs="Arial"/>
+                <w:rFonts w:ascii="Arial" w:hAnsi="Arial" w:cs="Arial" w:eastAsia="Arial"/>
                 <w:sz w:val="21"/>
                 <w:szCs w:val="21"/>
               </w:rPr>
@@ -1843,7 +1843,7 @@
             <w:proofErr w:type="spellEnd"/>
             <w:r>
               <w:rPr>
-                <w:rFonts w:ascii="Arial" w:hAnsi="Arial" w:cs="Arial"/>
+                <w:rFonts w:ascii="Arial" w:hAnsi="Arial" w:cs="Arial" w:eastAsia="Arial"/>
                 <w:sz w:val="21"/>
                 <w:szCs w:val="21"/>
               </w:rPr>
@@ -1870,16 +1870,16 @@
             <w:pPr>
               <w:ind w:left="3"/>
               <w:rPr>
-                <w:rFonts w:ascii="Arial" w:hAnsi="Arial" w:cs="Arial"/>
-                <w:b/>
-                <w:bCs/>
-                <w:sz w:val="21"/>
-                <w:szCs w:val="21"/>
-              </w:rPr>
-            </w:pPr>
-            <w:r>
-              <w:rPr>
-                <w:rFonts w:ascii="Arial" w:hAnsi="Arial" w:cs="Arial"/>
+                <w:rFonts w:ascii="Arial" w:hAnsi="Arial" w:cs="Arial" w:eastAsia="Arial"/>
+                <w:b/>
+                <w:bCs/>
+                <w:sz w:val="21"/>
+                <w:szCs w:val="21"/>
+              </w:rPr>
+            </w:pPr>
+            <w:r>
+              <w:rPr>
+                <w:rFonts w:ascii="Arial" w:hAnsi="Arial" w:cs="Arial" w:eastAsia="Arial"/>
                 <w:b/>
                 <w:bCs/>
                 <w:sz w:val="21"/>
@@ -1902,7 +1902,7 @@
           <w:p>
             <w:pPr>
               <w:rPr>
-                <w:rFonts w:ascii="Arial" w:hAnsi="Arial" w:cs="Arial"/>
+                <w:rFonts w:ascii="Arial" w:hAnsi="Arial" w:cs="Arial" w:eastAsia="Arial"/>
                 <w:sz w:val="21"/>
                 <w:szCs w:val="21"/>
               </w:rPr>
@@ -1910,7 +1910,7 @@
             <w:proofErr w:type="spellStart"/>
             <w:r>
               <w:rPr>
-                <w:rFonts w:ascii="Arial" w:hAnsi="Arial" w:cs="Arial"/>
+                <w:rFonts w:ascii="Arial" w:hAnsi="Arial" w:cs="Arial" w:eastAsia="Arial"/>
                 <w:sz w:val="21"/>
                 <w:szCs w:val="21"/>
               </w:rPr>
@@ -1919,7 +1919,7 @@
             <w:proofErr w:type="spellEnd"/>
             <w:r>
               <w:rPr>
-                <w:rFonts w:ascii="Arial" w:hAnsi="Arial" w:cs="Arial"/>
+                <w:rFonts w:ascii="Arial" w:hAnsi="Arial" w:cs="Arial" w:eastAsia="Arial"/>
                 <w:sz w:val="21"/>
                 <w:szCs w:val="21"/>
               </w:rPr>
@@ -1928,7 +1928,7 @@
             <w:proofErr w:type="gramStart"/>
             <w:r>
               <w:rPr>
-                <w:rFonts w:ascii="Arial" w:hAnsi="Arial" w:cs="Arial"/>
+                <w:rFonts w:ascii="Arial" w:hAnsi="Arial" w:cs="Arial" w:eastAsia="Arial"/>
                 <w:sz w:val="21"/>
                 <w:szCs w:val="21"/>
               </w:rPr>
@@ -1937,7 +1937,7 @@
             <w:proofErr w:type="gramEnd"/>
             <w:r>
               <w:rPr>
-                <w:rFonts w:ascii="Arial" w:hAnsi="Arial" w:cs="Arial"/>
+                <w:rFonts w:ascii="Arial" w:hAnsi="Arial" w:cs="Arial" w:eastAsia="Arial"/>
                 <w:sz w:val="21"/>
                 <w:szCs w:val="21"/>
               </w:rPr>
@@ -1964,16 +1964,16 @@
             <w:pPr>
               <w:ind w:left="3"/>
               <w:rPr>
-                <w:rFonts w:ascii="Arial" w:hAnsi="Arial" w:cs="Arial"/>
-                <w:b/>
-                <w:bCs/>
-                <w:sz w:val="21"/>
-                <w:szCs w:val="21"/>
-              </w:rPr>
-            </w:pPr>
-            <w:r>
-              <w:rPr>
-                <w:rFonts w:ascii="Arial" w:hAnsi="Arial" w:cs="Arial"/>
+                <w:rFonts w:ascii="Arial" w:hAnsi="Arial" w:cs="Arial" w:eastAsia="Arial"/>
+                <w:b/>
+                <w:bCs/>
+                <w:sz w:val="21"/>
+                <w:szCs w:val="21"/>
+              </w:rPr>
+            </w:pPr>
+            <w:r>
+              <w:rPr>
+                <w:rFonts w:ascii="Arial" w:hAnsi="Arial" w:cs="Arial" w:eastAsia="Arial"/>
                 <w:b/>
                 <w:bCs/>
                 <w:sz w:val="21"/>
@@ -1996,7 +1996,7 @@
           <w:p>
             <w:pPr>
               <w:rPr>
-                <w:rFonts w:ascii="Arial" w:hAnsi="Arial" w:cs="Arial"/>
+                <w:rFonts w:ascii="Arial" w:hAnsi="Arial" w:cs="Arial" w:eastAsia="Arial"/>
                 <w:sz w:val="21"/>
                 <w:szCs w:val="21"/>
               </w:rPr>
@@ -2004,7 +2004,7 @@
             <w:proofErr w:type="spellStart"/>
             <w:r>
               <w:rPr>
-                <w:rFonts w:ascii="Arial" w:hAnsi="Arial" w:cs="Arial"/>
+                <w:rFonts w:ascii="Arial" w:hAnsi="Arial" w:cs="Arial" w:eastAsia="Arial"/>
                 <w:sz w:val="21"/>
                 <w:szCs w:val="21"/>
               </w:rPr>
@@ -2013,7 +2013,7 @@
             <w:proofErr w:type="spellEnd"/>
             <w:r>
               <w:rPr>
-                <w:rFonts w:ascii="Arial" w:hAnsi="Arial" w:cs="Arial"/>
+                <w:rFonts w:ascii="Arial" w:hAnsi="Arial" w:cs="Arial" w:eastAsia="Arial"/>
                 <w:sz w:val="21"/>
                 <w:szCs w:val="21"/>
               </w:rPr>
@@ -2040,16 +2040,16 @@
             <w:pPr>
               <w:ind w:left="3"/>
               <w:rPr>
-                <w:rFonts w:ascii="Arial" w:hAnsi="Arial" w:cs="Arial"/>
-                <w:b/>
-                <w:bCs/>
-                <w:sz w:val="21"/>
-                <w:szCs w:val="21"/>
-              </w:rPr>
-            </w:pPr>
-            <w:r>
-              <w:rPr>
-                <w:rFonts w:ascii="Arial" w:hAnsi="Arial" w:cs="Arial"/>
+                <w:rFonts w:ascii="Arial" w:hAnsi="Arial" w:cs="Arial" w:eastAsia="Arial"/>
+                <w:b/>
+                <w:bCs/>
+                <w:sz w:val="21"/>
+                <w:szCs w:val="21"/>
+              </w:rPr>
+            </w:pPr>
+            <w:r>
+              <w:rPr>
+                <w:rFonts w:ascii="Arial" w:hAnsi="Arial" w:cs="Arial" w:eastAsia="Arial"/>
                 <w:b/>
                 <w:bCs/>
                 <w:sz w:val="21"/>
@@ -2072,14 +2072,14 @@
           <w:p>
             <w:pPr>
               <w:rPr>
-                <w:rFonts w:ascii="Arial" w:hAnsi="Arial" w:cs="Arial"/>
-                <w:sz w:val="21"/>
-                <w:szCs w:val="21"/>
-              </w:rPr>
-            </w:pPr>
-            <w:r>
-              <w:rPr>
-                <w:rFonts w:ascii="Arial" w:hAnsi="Arial" w:cs="Arial"/>
+                <w:rFonts w:ascii="Arial" w:hAnsi="Arial" w:cs="Arial" w:eastAsia="Arial"/>
+                <w:sz w:val="21"/>
+                <w:szCs w:val="21"/>
+              </w:rPr>
+            </w:pPr>
+            <w:r>
+              <w:rPr>
+                <w:rFonts w:ascii="Arial" w:hAnsi="Arial" w:cs="Arial" w:eastAsia="Arial"/>
                 <w:sz w:val="21"/>
                 <w:szCs w:val="21"/>
               </w:rPr>
@@ -2106,16 +2106,16 @@
             <w:pPr>
               <w:ind w:left="3"/>
               <w:rPr>
-                <w:rFonts w:ascii="Arial" w:hAnsi="Arial" w:cs="Arial"/>
-                <w:b/>
-                <w:bCs/>
-                <w:sz w:val="21"/>
-                <w:szCs w:val="21"/>
-              </w:rPr>
-            </w:pPr>
-            <w:r>
-              <w:rPr>
-                <w:rFonts w:ascii="Arial" w:hAnsi="Arial" w:cs="Arial"/>
+                <w:rFonts w:ascii="Arial" w:hAnsi="Arial" w:cs="Arial" w:eastAsia="Arial"/>
+                <w:b/>
+                <w:bCs/>
+                <w:sz w:val="21"/>
+                <w:szCs w:val="21"/>
+              </w:rPr>
+            </w:pPr>
+            <w:r>
+              <w:rPr>
+                <w:rFonts w:ascii="Arial" w:hAnsi="Arial" w:cs="Arial" w:eastAsia="Arial"/>
                 <w:b/>
                 <w:bCs/>
                 <w:sz w:val="21"/>
@@ -2139,14 +2139,14 @@
             <w:pPr>
               <w:spacing w:line="240" w:lineRule="auto"/>
               <w:rPr>
-                <w:rFonts w:ascii="Arial" w:eastAsia="Times New Roman" w:hAnsi="Arial" w:cs="Arial"/>
-                <w:sz w:val="21"/>
-                <w:szCs w:val="21"/>
-              </w:rPr>
-            </w:pPr>
-            <w:r>
-              <w:rPr>
-                <w:rFonts w:ascii="Arial" w:hAnsi="Arial" w:cs="Arial"/>
+                <w:rFonts w:ascii="Arial" w:hAnsi="Arial" w:cs="Arial" w:eastAsia="Arial"/>
+                <w:sz w:val="21"/>
+                <w:szCs w:val="21"/>
+              </w:rPr>
+            </w:pPr>
+            <w:r>
+              <w:rPr>
+                <w:rFonts w:ascii="Arial" w:hAnsi="Arial" w:cs="Arial" w:eastAsia="Arial"/>
                 <w:sz w:val="21"/>
                 <w:szCs w:val="21"/>
               </w:rPr>
@@ -2156,7 +2156,7 @@
           <w:p>
             <w:pPr>
               <w:rPr>
-                <w:rFonts w:ascii="Arial" w:hAnsi="Arial" w:cs="Arial"/>
+                <w:rFonts w:ascii="Arial" w:hAnsi="Arial" w:cs="Arial" w:eastAsia="Arial"/>
                 <w:sz w:val="21"/>
                 <w:szCs w:val="21"/>
               </w:rPr>
@@ -2182,16 +2182,16 @@
             <w:pPr>
               <w:ind w:left="3"/>
               <w:rPr>
-                <w:rFonts w:ascii="Arial" w:hAnsi="Arial" w:cs="Arial"/>
-                <w:b/>
-                <w:bCs/>
-                <w:sz w:val="21"/>
-                <w:szCs w:val="21"/>
-              </w:rPr>
-            </w:pPr>
-            <w:r>
-              <w:rPr>
-                <w:rFonts w:ascii="Arial" w:hAnsi="Arial" w:cs="Arial"/>
+                <w:rFonts w:ascii="Arial" w:hAnsi="Arial" w:cs="Arial" w:eastAsia="Arial"/>
+                <w:b/>
+                <w:bCs/>
+                <w:sz w:val="21"/>
+                <w:szCs w:val="21"/>
+              </w:rPr>
+            </w:pPr>
+            <w:r>
+              <w:rPr>
+                <w:rFonts w:ascii="Arial" w:hAnsi="Arial" w:cs="Arial" w:eastAsia="Arial"/>
                 <w:b/>
                 <w:bCs/>
                 <w:sz w:val="21"/>
@@ -2215,14 +2215,14 @@
             <w:pPr>
               <w:spacing w:line="240" w:lineRule="auto"/>
               <w:rPr>
-                <w:rFonts w:ascii="Arial" w:hAnsi="Arial" w:cs="Arial"/>
-                <w:sz w:val="21"/>
-                <w:szCs w:val="21"/>
-              </w:rPr>
-            </w:pPr>
-            <w:r>
-              <w:rPr>
-                <w:rFonts w:ascii="Arial" w:hAnsi="Arial" w:cs="Arial"/>
+                <w:rFonts w:ascii="Arial" w:hAnsi="Arial" w:cs="Arial" w:eastAsia="Arial"/>
+                <w:sz w:val="21"/>
+                <w:szCs w:val="21"/>
+              </w:rPr>
+            </w:pPr>
+            <w:r>
+              <w:rPr>
+                <w:rFonts w:ascii="Arial" w:hAnsi="Arial" w:cs="Arial" w:eastAsia="Arial"/>
                 <w:sz w:val="21"/>
                 <w:szCs w:val="21"/>
               </w:rPr>
@@ -2249,16 +2249,16 @@
             <w:pPr>
               <w:ind w:left="3"/>
               <w:rPr>
-                <w:rFonts w:ascii="Arial" w:hAnsi="Arial" w:cs="Arial"/>
-                <w:b/>
-                <w:bCs/>
-                <w:sz w:val="21"/>
-                <w:szCs w:val="21"/>
-              </w:rPr>
-            </w:pPr>
-            <w:r>
-              <w:rPr>
-                <w:rFonts w:ascii="Arial" w:hAnsi="Arial" w:cs="Arial"/>
+                <w:rFonts w:ascii="Arial" w:hAnsi="Arial" w:cs="Arial" w:eastAsia="Arial"/>
+                <w:b/>
+                <w:bCs/>
+                <w:sz w:val="21"/>
+                <w:szCs w:val="21"/>
+              </w:rPr>
+            </w:pPr>
+            <w:r>
+              <w:rPr>
+                <w:rFonts w:ascii="Arial" w:hAnsi="Arial" w:cs="Arial" w:eastAsia="Arial"/>
                 <w:b/>
                 <w:bCs/>
                 <w:sz w:val="21"/>
@@ -2282,14 +2282,14 @@
             <w:pPr>
               <w:spacing w:line="240" w:lineRule="auto"/>
               <w:rPr>
-                <w:rFonts w:ascii="Arial" w:hAnsi="Arial" w:cs="Arial"/>
-                <w:sz w:val="21"/>
-                <w:szCs w:val="21"/>
-              </w:rPr>
-            </w:pPr>
-            <w:r>
-              <w:rPr>
-                <w:rFonts w:ascii="Arial" w:hAnsi="Arial" w:cs="Arial"/>
+                <w:rFonts w:ascii="Arial" w:hAnsi="Arial" w:cs="Arial" w:eastAsia="Arial"/>
+                <w:sz w:val="21"/>
+                <w:szCs w:val="21"/>
+              </w:rPr>
+            </w:pPr>
+            <w:r>
+              <w:rPr>
+                <w:rFonts w:ascii="Arial" w:hAnsi="Arial" w:cs="Arial" w:eastAsia="Arial"/>
                 <w:sz w:val="21"/>
                 <w:szCs w:val="21"/>
               </w:rPr>
@@ -2316,16 +2316,16 @@
             <w:pPr>
               <w:ind w:left="3"/>
               <w:rPr>
-                <w:rFonts w:ascii="Arial" w:hAnsi="Arial" w:cs="Arial"/>
-                <w:b/>
-                <w:bCs/>
-                <w:sz w:val="21"/>
-                <w:szCs w:val="21"/>
-              </w:rPr>
-            </w:pPr>
-            <w:r>
-              <w:rPr>
-                <w:rFonts w:ascii="Arial" w:hAnsi="Arial" w:cs="Arial"/>
+                <w:rFonts w:ascii="Arial" w:hAnsi="Arial" w:cs="Arial" w:eastAsia="Arial"/>
+                <w:b/>
+                <w:bCs/>
+                <w:sz w:val="21"/>
+                <w:szCs w:val="21"/>
+              </w:rPr>
+            </w:pPr>
+            <w:r>
+              <w:rPr>
+                <w:rFonts w:ascii="Arial" w:hAnsi="Arial" w:cs="Arial" w:eastAsia="Arial"/>
                 <w:b/>
                 <w:bCs/>
                 <w:sz w:val="21"/>
@@ -2349,14 +2349,14 @@
             <w:pPr>
               <w:spacing w:line="240" w:lineRule="auto"/>
               <w:rPr>
-                <w:rFonts w:ascii="Arial" w:hAnsi="Arial" w:cs="Arial"/>
-                <w:sz w:val="21"/>
-                <w:szCs w:val="21"/>
-              </w:rPr>
-            </w:pPr>
-            <w:r>
-              <w:rPr>
-                <w:rFonts w:ascii="Arial" w:hAnsi="Arial" w:cs="Arial"/>
+                <w:rFonts w:ascii="Arial" w:hAnsi="Arial" w:cs="Arial" w:eastAsia="Arial"/>
+                <w:sz w:val="21"/>
+                <w:szCs w:val="21"/>
+              </w:rPr>
+            </w:pPr>
+            <w:r>
+              <w:rPr>
+                <w:rFonts w:ascii="Arial" w:hAnsi="Arial" w:cs="Arial" w:eastAsia="Arial"/>
                 <w:sz w:val="21"/>
                 <w:szCs w:val="21"/>
               </w:rPr>
@@ -2382,10 +2382,10 @@
   <w:docDefaults>
     <w:rPrDefault>
       <w:rPr>
-        <w:rFonts w:asciiTheme="minorHAnsi" w:eastAsiaTheme="minorHAnsi" w:hAnsiTheme="minorHAnsi" w:cstheme="minorBidi"/>
+        <w:rFonts w:ascii="Arial" w:hAnsi="Arial" w:cs="Arial" w:eastAsia="Arial"/>
         <w:kern w:val="2"/>
-        <w:sz w:val="24"/>
-        <w:szCs w:val="24"/>
+        <w:sz w:val="21"/>
+        <w:szCs w:val="21"/>
         <w:lang w:val="en-IN" w:eastAsia="en-US" w:bidi="ar-SA"/>
         <w14:ligatures w14:val="standardContextual"/>
       </w:rPr>
@@ -2782,9 +2782,9 @@
       <w:spacing w:line="259" w:lineRule="auto"/>
     </w:pPr>
     <w:rPr>
-      <w:rFonts w:ascii="Calibri" w:eastAsia="Calibri" w:hAnsi="Calibri" w:cs="Calibri"/>
+      <w:rFonts w:ascii="Arial" w:hAnsi="Arial" w:cs="Arial" w:eastAsia="Arial"/>
       <w:color w:val="000000"/>
-      <w:sz w:val="22"/>
+      <w:sz w:val="21"/>
       <w:lang w:eastAsia="en-IN"/>
     </w:rPr>
   </w:style>
@@ -2803,10 +2803,10 @@
       <w:outlineLvl w:val="0"/>
     </w:pPr>
     <w:rPr>
-      <w:rFonts w:asciiTheme="majorHAnsi" w:eastAsiaTheme="majorEastAsia" w:hAnsiTheme="majorHAnsi" w:cstheme="majorBidi"/>
+      <w:rFonts w:ascii="Arial" w:hAnsi="Arial" w:cs="Arial" w:eastAsia="Arial"/>
       <w:color w:val="0F4761" w:themeColor="accent1" w:themeShade="BF"/>
-      <w:sz w:val="40"/>
-      <w:szCs w:val="40"/>
+      <w:sz w:val="21"/>
+      <w:szCs w:val="21"/>
       <w:lang w:eastAsia="en-US"/>
     </w:rPr>
   </w:style>
@@ -2827,10 +2827,10 @@
       <w:outlineLvl w:val="1"/>
     </w:pPr>
     <w:rPr>
-      <w:rFonts w:asciiTheme="majorHAnsi" w:eastAsiaTheme="majorEastAsia" w:hAnsiTheme="majorHAnsi" w:cstheme="majorBidi"/>
+      <w:rFonts w:ascii="Arial" w:hAnsi="Arial" w:cs="Arial" w:eastAsia="Arial"/>
       <w:color w:val="0F4761" w:themeColor="accent1" w:themeShade="BF"/>
-      <w:sz w:val="32"/>
-      <w:szCs w:val="32"/>
+      <w:sz w:val="21"/>
+      <w:szCs w:val="21"/>
       <w:lang w:eastAsia="en-US"/>
     </w:rPr>
   </w:style>
@@ -2851,10 +2851,10 @@
       <w:outlineLvl w:val="2"/>
     </w:pPr>
     <w:rPr>
-      <w:rFonts w:asciiTheme="minorHAnsi" w:eastAsiaTheme="majorEastAsia" w:hAnsiTheme="minorHAnsi" w:cstheme="majorBidi"/>
+      <w:rFonts w:ascii="Arial" w:hAnsi="Arial" w:cs="Arial" w:eastAsia="Arial"/>
       <w:color w:val="0F4761" w:themeColor="accent1" w:themeShade="BF"/>
-      <w:sz w:val="28"/>
-      <w:szCs w:val="28"/>
+      <w:sz w:val="21"/>
+      <w:szCs w:val="21"/>
       <w:lang w:eastAsia="en-US"/>
     </w:rPr>
   </w:style>
@@ -2875,11 +2875,11 @@
       <w:outlineLvl w:val="3"/>
     </w:pPr>
     <w:rPr>
-      <w:rFonts w:asciiTheme="minorHAnsi" w:eastAsiaTheme="majorEastAsia" w:hAnsiTheme="minorHAnsi" w:cstheme="majorBidi"/>
+      <w:rFonts w:ascii="Arial" w:hAnsi="Arial" w:cs="Arial" w:eastAsia="Arial"/>
       <w:i/>
       <w:iCs/>
       <w:color w:val="0F4761" w:themeColor="accent1" w:themeShade="BF"/>
-      <w:sz w:val="24"/>
+      <w:sz w:val="21"/>
       <w:lang w:eastAsia="en-US"/>
     </w:rPr>
   </w:style>
@@ -2900,9 +2900,9 @@
       <w:outlineLvl w:val="4"/>
     </w:pPr>
     <w:rPr>
-      <w:rFonts w:asciiTheme="minorHAnsi" w:eastAsiaTheme="majorEastAsia" w:hAnsiTheme="minorHAnsi" w:cstheme="majorBidi"/>
+      <w:rFonts w:ascii="Arial" w:hAnsi="Arial" w:cs="Arial" w:eastAsia="Arial"/>
       <w:color w:val="0F4761" w:themeColor="accent1" w:themeShade="BF"/>
-      <w:sz w:val="24"/>
+      <w:sz w:val="21"/>
       <w:lang w:eastAsia="en-US"/>
     </w:rPr>
   </w:style>
@@ -2923,11 +2923,11 @@
       <w:outlineLvl w:val="5"/>
     </w:pPr>
     <w:rPr>
-      <w:rFonts w:asciiTheme="minorHAnsi" w:eastAsiaTheme="majorEastAsia" w:hAnsiTheme="minorHAnsi" w:cstheme="majorBidi"/>
+      <w:rFonts w:ascii="Arial" w:hAnsi="Arial" w:cs="Arial" w:eastAsia="Arial"/>
       <w:i/>
       <w:iCs/>
       <w:color w:val="595959" w:themeColor="text1" w:themeTint="A6"/>
-      <w:sz w:val="24"/>
+      <w:sz w:val="21"/>
       <w:lang w:eastAsia="en-US"/>
     </w:rPr>
   </w:style>
@@ -2948,9 +2948,9 @@
       <w:outlineLvl w:val="6"/>
     </w:pPr>
     <w:rPr>
-      <w:rFonts w:asciiTheme="minorHAnsi" w:eastAsiaTheme="majorEastAsia" w:hAnsiTheme="minorHAnsi" w:cstheme="majorBidi"/>
+      <w:rFonts w:ascii="Arial" w:hAnsi="Arial" w:cs="Arial" w:eastAsia="Arial"/>
       <w:color w:val="595959" w:themeColor="text1" w:themeTint="A6"/>
-      <w:sz w:val="24"/>
+      <w:sz w:val="21"/>
       <w:lang w:eastAsia="en-US"/>
     </w:rPr>
   </w:style>
@@ -2971,11 +2971,11 @@
       <w:outlineLvl w:val="7"/>
     </w:pPr>
     <w:rPr>
-      <w:rFonts w:asciiTheme="minorHAnsi" w:eastAsiaTheme="majorEastAsia" w:hAnsiTheme="minorHAnsi" w:cstheme="majorBidi"/>
+      <w:rFonts w:ascii="Arial" w:hAnsi="Arial" w:cs="Arial" w:eastAsia="Arial"/>
       <w:i/>
       <w:iCs/>
       <w:color w:val="272727" w:themeColor="text1" w:themeTint="D8"/>
-      <w:sz w:val="24"/>
+      <w:sz w:val="21"/>
       <w:lang w:eastAsia="en-US"/>
     </w:rPr>
   </w:style>
@@ -2996,9 +2996,9 @@
       <w:outlineLvl w:val="8"/>
     </w:pPr>
     <w:rPr>
-      <w:rFonts w:asciiTheme="minorHAnsi" w:eastAsiaTheme="majorEastAsia" w:hAnsiTheme="minorHAnsi" w:cstheme="majorBidi"/>
+      <w:rFonts w:ascii="Arial" w:hAnsi="Arial" w:cs="Arial" w:eastAsia="Arial"/>
       <w:color w:val="272727" w:themeColor="text1" w:themeTint="D8"/>
-      <w:sz w:val="24"/>
+      <w:sz w:val="21"/>
       <w:lang w:eastAsia="en-US"/>
     </w:rPr>
   </w:style>
@@ -3036,10 +3036,10 @@
     <w:uiPriority w:val="9"/>
     <w:rsid w:val="00C44E90"/>
     <w:rPr>
-      <w:rFonts w:asciiTheme="majorHAnsi" w:eastAsiaTheme="majorEastAsia" w:hAnsiTheme="majorHAnsi" w:cstheme="majorBidi"/>
+      <w:rFonts w:ascii="Arial" w:hAnsi="Arial" w:cs="Arial" w:eastAsia="Arial"/>
       <w:color w:val="0F4761" w:themeColor="accent1" w:themeShade="BF"/>
-      <w:sz w:val="40"/>
-      <w:szCs w:val="40"/>
+      <w:sz w:val="21"/>
+      <w:szCs w:val="21"/>
     </w:rPr>
   </w:style>
   <w:style w:type="character" w:customStyle="1" w:styleId="Heading2Char">
@@ -3050,10 +3050,10 @@
     <w:semiHidden/>
     <w:rsid w:val="00C44E90"/>
     <w:rPr>
-      <w:rFonts w:asciiTheme="majorHAnsi" w:eastAsiaTheme="majorEastAsia" w:hAnsiTheme="majorHAnsi" w:cstheme="majorBidi"/>
+      <w:rFonts w:ascii="Arial" w:hAnsi="Arial" w:cs="Arial" w:eastAsia="Arial"/>
       <w:color w:val="0F4761" w:themeColor="accent1" w:themeShade="BF"/>
-      <w:sz w:val="32"/>
-      <w:szCs w:val="32"/>
+      <w:sz w:val="21"/>
+      <w:szCs w:val="21"/>
     </w:rPr>
   </w:style>
   <w:style w:type="character" w:customStyle="1" w:styleId="Heading3Char">
@@ -3064,10 +3064,10 @@
     <w:semiHidden/>
     <w:rsid w:val="00C44E90"/>
     <w:rPr>
-      <w:rFonts w:eastAsiaTheme="majorEastAsia" w:cstheme="majorBidi"/>
+      <w:rFonts w:ascii="Arial" w:hAnsi="Arial" w:cs="Arial" w:eastAsia="Arial"/>
       <w:color w:val="0F4761" w:themeColor="accent1" w:themeShade="BF"/>
-      <w:sz w:val="28"/>
-      <w:szCs w:val="28"/>
+      <w:sz w:val="21"/>
+      <w:szCs w:val="21"/>
     </w:rPr>
   </w:style>
   <w:style w:type="character" w:customStyle="1" w:styleId="Heading4Char">
@@ -3078,7 +3078,7 @@
     <w:semiHidden/>
     <w:rsid w:val="00C44E90"/>
     <w:rPr>
-      <w:rFonts w:eastAsiaTheme="majorEastAsia" w:cstheme="majorBidi"/>
+      <w:rFonts w:ascii="Arial" w:hAnsi="Arial" w:cs="Arial" w:eastAsia="Arial"/>
       <w:i/>
       <w:iCs/>
       <w:color w:val="0F4761" w:themeColor="accent1" w:themeShade="BF"/>
@@ -3092,7 +3092,7 @@
     <w:semiHidden/>
     <w:rsid w:val="00C44E90"/>
     <w:rPr>
-      <w:rFonts w:eastAsiaTheme="majorEastAsia" w:cstheme="majorBidi"/>
+      <w:rFonts w:ascii="Arial" w:hAnsi="Arial" w:cs="Arial" w:eastAsia="Arial"/>
       <w:color w:val="0F4761" w:themeColor="accent1" w:themeShade="BF"/>
     </w:rPr>
   </w:style>
@@ -3104,7 +3104,7 @@
     <w:semiHidden/>
     <w:rsid w:val="00C44E90"/>
     <w:rPr>
-      <w:rFonts w:eastAsiaTheme="majorEastAsia" w:cstheme="majorBidi"/>
+      <w:rFonts w:ascii="Arial" w:hAnsi="Arial" w:cs="Arial" w:eastAsia="Arial"/>
       <w:i/>
       <w:iCs/>
       <w:color w:val="595959" w:themeColor="text1" w:themeTint="A6"/>
@@ -3118,7 +3118,7 @@
     <w:semiHidden/>
     <w:rsid w:val="00C44E90"/>
     <w:rPr>
-      <w:rFonts w:eastAsiaTheme="majorEastAsia" w:cstheme="majorBidi"/>
+      <w:rFonts w:ascii="Arial" w:hAnsi="Arial" w:cs="Arial" w:eastAsia="Arial"/>
       <w:color w:val="595959" w:themeColor="text1" w:themeTint="A6"/>
     </w:rPr>
   </w:style>
@@ -3130,7 +3130,7 @@
     <w:semiHidden/>
     <w:rsid w:val="00C44E90"/>
     <w:rPr>
-      <w:rFonts w:eastAsiaTheme="majorEastAsia" w:cstheme="majorBidi"/>
+      <w:rFonts w:ascii="Arial" w:hAnsi="Arial" w:cs="Arial" w:eastAsia="Arial"/>
       <w:i/>
       <w:iCs/>
       <w:color w:val="272727" w:themeColor="text1" w:themeTint="D8"/>
@@ -3144,7 +3144,7 @@
     <w:semiHidden/>
     <w:rsid w:val="00C44E90"/>
     <w:rPr>
-      <w:rFonts w:eastAsiaTheme="majorEastAsia" w:cstheme="majorBidi"/>
+      <w:rFonts w:ascii="Arial" w:hAnsi="Arial" w:cs="Arial" w:eastAsia="Arial"/>
       <w:color w:val="272727" w:themeColor="text1" w:themeTint="D8"/>
     </w:rPr>
   </w:style>
@@ -3161,12 +3161,12 @@
       <w:contextualSpacing/>
     </w:pPr>
     <w:rPr>
-      <w:rFonts w:asciiTheme="majorHAnsi" w:eastAsiaTheme="majorEastAsia" w:hAnsiTheme="majorHAnsi" w:cstheme="majorBidi"/>
+      <w:rFonts w:ascii="Arial" w:hAnsi="Arial" w:cs="Arial" w:eastAsia="Arial"/>
       <w:color w:val="auto"/>
       <w:spacing w:val="-10"/>
       <w:kern w:val="28"/>
-      <w:sz w:val="56"/>
-      <w:szCs w:val="56"/>
+      <w:sz w:val="21"/>
+      <w:szCs w:val="21"/>
       <w:lang w:eastAsia="en-US"/>
     </w:rPr>
   </w:style>
@@ -3177,11 +3177,11 @@
     <w:uiPriority w:val="10"/>
     <w:rsid w:val="00C44E90"/>
     <w:rPr>
-      <w:rFonts w:asciiTheme="majorHAnsi" w:eastAsiaTheme="majorEastAsia" w:hAnsiTheme="majorHAnsi" w:cstheme="majorBidi"/>
+      <w:rFonts w:ascii="Arial" w:hAnsi="Arial" w:cs="Arial" w:eastAsia="Arial"/>
       <w:spacing w:val="-10"/>
       <w:kern w:val="28"/>
-      <w:sz w:val="56"/>
-      <w:szCs w:val="56"/>
+      <w:sz w:val="21"/>
+      <w:szCs w:val="21"/>
     </w:rPr>
   </w:style>
   <w:style w:type="paragraph" w:styleId="Subtitle">
@@ -3199,11 +3199,11 @@
       <w:spacing w:line="278" w:lineRule="auto"/>
     </w:pPr>
     <w:rPr>
-      <w:rFonts w:asciiTheme="minorHAnsi" w:eastAsiaTheme="majorEastAsia" w:hAnsiTheme="minorHAnsi" w:cstheme="majorBidi"/>
+      <w:rFonts w:ascii="Arial" w:hAnsi="Arial" w:cs="Arial" w:eastAsia="Arial"/>
       <w:color w:val="595959" w:themeColor="text1" w:themeTint="A6"/>
       <w:spacing w:val="15"/>
-      <w:sz w:val="28"/>
-      <w:szCs w:val="28"/>
+      <w:sz w:val="21"/>
+      <w:szCs w:val="21"/>
       <w:lang w:eastAsia="en-US"/>
     </w:rPr>
   </w:style>
@@ -3214,11 +3214,11 @@
     <w:uiPriority w:val="11"/>
     <w:rsid w:val="00C44E90"/>
     <w:rPr>
-      <w:rFonts w:eastAsiaTheme="majorEastAsia" w:cstheme="majorBidi"/>
+      <w:rFonts w:ascii="Arial" w:hAnsi="Arial" w:cs="Arial" w:eastAsia="Arial"/>
       <w:color w:val="595959" w:themeColor="text1" w:themeTint="A6"/>
       <w:spacing w:val="15"/>
-      <w:sz w:val="28"/>
-      <w:szCs w:val="28"/>
+      <w:sz w:val="21"/>
+      <w:szCs w:val="21"/>
     </w:rPr>
   </w:style>
   <w:style w:type="paragraph" w:styleId="Quote">
@@ -3234,11 +3234,11 @@
       <w:jc w:val="center"/>
     </w:pPr>
     <w:rPr>
-      <w:rFonts w:asciiTheme="minorHAnsi" w:eastAsiaTheme="minorHAnsi" w:hAnsiTheme="minorHAnsi" w:cstheme="minorBidi"/>
+      <w:rFonts w:ascii="Arial" w:hAnsi="Arial" w:cs="Arial" w:eastAsia="Arial"/>
       <w:i/>
       <w:iCs/>
       <w:color w:val="404040" w:themeColor="text1" w:themeTint="BF"/>
-      <w:sz w:val="24"/>
+      <w:sz w:val="21"/>
       <w:lang w:eastAsia="en-US"/>
     </w:rPr>
   </w:style>
@@ -3266,9 +3266,9 @@
       <w:contextualSpacing/>
     </w:pPr>
     <w:rPr>
-      <w:rFonts w:asciiTheme="minorHAnsi" w:eastAsiaTheme="minorHAnsi" w:hAnsiTheme="minorHAnsi" w:cstheme="minorBidi"/>
+      <w:rFonts w:ascii="Arial" w:hAnsi="Arial" w:cs="Arial" w:eastAsia="Arial"/>
       <w:color w:val="auto"/>
-      <w:sz w:val="24"/>
+      <w:sz w:val="21"/>
       <w:lang w:eastAsia="en-US"/>
     </w:rPr>
   </w:style>
@@ -3302,11 +3302,11 @@
       <w:jc w:val="center"/>
     </w:pPr>
     <w:rPr>
-      <w:rFonts w:asciiTheme="minorHAnsi" w:eastAsiaTheme="minorHAnsi" w:hAnsiTheme="minorHAnsi" w:cstheme="minorBidi"/>
+      <w:rFonts w:ascii="Arial" w:hAnsi="Arial" w:cs="Arial" w:eastAsia="Arial"/>
       <w:i/>
       <w:iCs/>
       <w:color w:val="0F4761" w:themeColor="accent1" w:themeShade="BF"/>
-      <w:sz w:val="24"/>
+      <w:sz w:val="21"/>
       <w:lang w:eastAsia="en-US"/>
     </w:rPr>
   </w:style>
@@ -3343,7 +3343,7 @@
       <w:spacing w:after="0" w:line="240" w:lineRule="auto"/>
     </w:pPr>
     <w:rPr>
-      <w:rFonts w:eastAsiaTheme="minorEastAsia"/>
+      <w:rFonts w:ascii="Arial" w:hAnsi="Arial" w:cs="Arial" w:eastAsia="Arial"/>
       <w:lang w:eastAsia="en-IN"/>
     </w:rPr>
     <w:tblPr>
